--- a/06 สารบัญตาราง.docx
+++ b/06 สารบัญตาราง.docx
@@ -179,7 +179,7 @@
             <w:pPr>
               <w:jc w:val="right"/>
               <w:rPr>
-                <w:rFonts w:ascii="TH SarabunPSK" w:hAnsi="TH SarabunPSK" w:cs="TH SarabunPSK" w:hint="cs"/>
+                <w:rFonts w:ascii="TH SarabunPSK" w:hAnsi="TH SarabunPSK" w:cs="TH SarabunPSK"/>
                 <w:sz w:val="32"/>
                 <w:szCs w:val="32"/>
                 <w:cs/>
@@ -271,12 +271,11 @@
             </w:pPr>
             <w:r>
               <w:rPr>
-                <w:rFonts w:ascii="TH SarabunPSK" w:hAnsi="TH SarabunPSK" w:cs="TH SarabunPSK" w:hint="cs"/>
-                <w:sz w:val="32"/>
-                <w:szCs w:val="32"/>
-                <w:cs/>
-              </w:rPr>
-              <w:t>84</w:t>
+                <w:rFonts w:ascii="TH SarabunPSK" w:hAnsi="TH SarabunPSK" w:cs="TH SarabunPSK"/>
+                <w:sz w:val="32"/>
+                <w:szCs w:val="32"/>
+              </w:rPr>
+              <w:t>76</w:t>
             </w:r>
           </w:p>
         </w:tc>
@@ -394,12 +393,11 @@
             </w:pPr>
             <w:r>
               <w:rPr>
-                <w:rFonts w:ascii="TH SarabunPSK" w:hAnsi="TH SarabunPSK" w:cs="TH SarabunPSK" w:hint="cs"/>
-                <w:sz w:val="32"/>
-                <w:szCs w:val="32"/>
-                <w:cs/>
-              </w:rPr>
-              <w:t>85</w:t>
+                <w:rFonts w:ascii="TH SarabunPSK" w:hAnsi="TH SarabunPSK" w:cs="TH SarabunPSK"/>
+                <w:sz w:val="32"/>
+                <w:szCs w:val="32"/>
+              </w:rPr>
+              <w:t>77</w:t>
             </w:r>
           </w:p>
         </w:tc>
@@ -478,12 +476,11 @@
             </w:pPr>
             <w:r>
               <w:rPr>
-                <w:rFonts w:ascii="TH SarabunPSK" w:hAnsi="TH SarabunPSK" w:cs="TH SarabunPSK" w:hint="cs"/>
-                <w:sz w:val="32"/>
-                <w:szCs w:val="32"/>
-                <w:cs/>
-              </w:rPr>
-              <w:t>85</w:t>
+                <w:rFonts w:ascii="TH SarabunPSK" w:hAnsi="TH SarabunPSK" w:cs="TH SarabunPSK"/>
+                <w:sz w:val="32"/>
+                <w:szCs w:val="32"/>
+              </w:rPr>
+              <w:t>77</w:t>
             </w:r>
           </w:p>
         </w:tc>
@@ -562,12 +559,11 @@
             </w:pPr>
             <w:r>
               <w:rPr>
-                <w:rFonts w:ascii="TH SarabunPSK" w:hAnsi="TH SarabunPSK" w:cs="TH SarabunPSK" w:hint="cs"/>
-                <w:sz w:val="32"/>
-                <w:szCs w:val="32"/>
-                <w:cs/>
-              </w:rPr>
-              <w:t>85</w:t>
+                <w:rFonts w:ascii="TH SarabunPSK" w:hAnsi="TH SarabunPSK" w:cs="TH SarabunPSK"/>
+                <w:sz w:val="32"/>
+                <w:szCs w:val="32"/>
+              </w:rPr>
+              <w:t>77</w:t>
             </w:r>
           </w:p>
         </w:tc>
@@ -656,12 +652,11 @@
             </w:pPr>
             <w:r>
               <w:rPr>
-                <w:rFonts w:ascii="TH SarabunPSK" w:hAnsi="TH SarabunPSK" w:cs="TH SarabunPSK" w:hint="cs"/>
-                <w:sz w:val="32"/>
-                <w:szCs w:val="32"/>
-                <w:cs/>
-              </w:rPr>
-              <w:t>85</w:t>
+                <w:rFonts w:ascii="TH SarabunPSK" w:hAnsi="TH SarabunPSK" w:cs="TH SarabunPSK"/>
+                <w:sz w:val="32"/>
+                <w:szCs w:val="32"/>
+              </w:rPr>
+              <w:t>77</w:t>
             </w:r>
           </w:p>
         </w:tc>
@@ -750,12 +745,11 @@
             </w:pPr>
             <w:r>
               <w:rPr>
-                <w:rFonts w:ascii="TH SarabunPSK" w:hAnsi="TH SarabunPSK" w:cs="TH SarabunPSK" w:hint="cs"/>
-                <w:sz w:val="32"/>
-                <w:szCs w:val="32"/>
-                <w:cs/>
-              </w:rPr>
-              <w:t>85</w:t>
+                <w:rFonts w:ascii="TH SarabunPSK" w:hAnsi="TH SarabunPSK" w:cs="TH SarabunPSK"/>
+                <w:sz w:val="32"/>
+                <w:szCs w:val="32"/>
+              </w:rPr>
+              <w:t>77</w:t>
             </w:r>
           </w:p>
         </w:tc>
@@ -836,20 +830,19 @@
             <w:pPr>
               <w:jc w:val="right"/>
               <w:rPr>
-                <w:rFonts w:ascii="TH SarabunPSK" w:hAnsi="TH SarabunPSK" w:cs="TH SarabunPSK" w:hint="cs"/>
-                <w:sz w:val="32"/>
-                <w:szCs w:val="32"/>
-                <w:cs/>
-              </w:rPr>
-            </w:pPr>
-            <w:r>
-              <w:rPr>
-                <w:rFonts w:ascii="TH SarabunPSK" w:hAnsi="TH SarabunPSK" w:cs="TH SarabunPSK" w:hint="cs"/>
-                <w:sz w:val="32"/>
-                <w:szCs w:val="32"/>
-                <w:cs/>
-              </w:rPr>
-              <w:t>86</w:t>
+                <w:rFonts w:ascii="TH SarabunPSK" w:hAnsi="TH SarabunPSK" w:cs="TH SarabunPSK"/>
+                <w:sz w:val="32"/>
+                <w:szCs w:val="32"/>
+                <w:cs/>
+              </w:rPr>
+            </w:pPr>
+            <w:r>
+              <w:rPr>
+                <w:rFonts w:ascii="TH SarabunPSK" w:hAnsi="TH SarabunPSK" w:cs="TH SarabunPSK"/>
+                <w:sz w:val="32"/>
+                <w:szCs w:val="32"/>
+              </w:rPr>
+              <w:t>78</w:t>
             </w:r>
           </w:p>
         </w:tc>
@@ -938,12 +931,11 @@
             </w:pPr>
             <w:r>
               <w:rPr>
-                <w:rFonts w:ascii="TH SarabunPSK" w:hAnsi="TH SarabunPSK" w:cs="TH SarabunPSK" w:hint="cs"/>
-                <w:sz w:val="32"/>
-                <w:szCs w:val="32"/>
-                <w:cs/>
-              </w:rPr>
-              <w:t>86</w:t>
+                <w:rFonts w:ascii="TH SarabunPSK" w:hAnsi="TH SarabunPSK" w:cs="TH SarabunPSK"/>
+                <w:sz w:val="32"/>
+                <w:szCs w:val="32"/>
+              </w:rPr>
+              <w:t>78</w:t>
             </w:r>
           </w:p>
         </w:tc>
@@ -1032,12 +1024,11 @@
             </w:pPr>
             <w:r>
               <w:rPr>
-                <w:rFonts w:ascii="TH SarabunPSK" w:hAnsi="TH SarabunPSK" w:cs="TH SarabunPSK" w:hint="cs"/>
-                <w:sz w:val="32"/>
-                <w:szCs w:val="32"/>
-                <w:cs/>
-              </w:rPr>
-              <w:t>87</w:t>
+                <w:rFonts w:ascii="TH SarabunPSK" w:hAnsi="TH SarabunPSK" w:cs="TH SarabunPSK"/>
+                <w:sz w:val="32"/>
+                <w:szCs w:val="32"/>
+              </w:rPr>
+              <w:t>79</w:t>
             </w:r>
           </w:p>
         </w:tc>
@@ -1116,12 +1107,11 @@
             </w:pPr>
             <w:r>
               <w:rPr>
-                <w:rFonts w:ascii="TH SarabunPSK" w:hAnsi="TH SarabunPSK" w:cs="TH SarabunPSK" w:hint="cs"/>
-                <w:sz w:val="32"/>
-                <w:szCs w:val="32"/>
-                <w:cs/>
-              </w:rPr>
-              <w:t>87</w:t>
+                <w:rFonts w:ascii="TH SarabunPSK" w:hAnsi="TH SarabunPSK" w:cs="TH SarabunPSK"/>
+                <w:sz w:val="32"/>
+                <w:szCs w:val="32"/>
+              </w:rPr>
+              <w:t>79</w:t>
             </w:r>
           </w:p>
         </w:tc>
@@ -1135,21 +1125,70 @@
             <w:pPr>
               <w:jc w:val="right"/>
               <w:rPr>
+                <w:rFonts w:ascii="TH SarabunPSK" w:hAnsi="TH SarabunPSK" w:cs="TH SarabunPSK"/>
+                <w:sz w:val="32"/>
+                <w:szCs w:val="32"/>
+                <w:cs/>
+              </w:rPr>
+            </w:pPr>
+            <w:r>
+              <w:rPr>
+                <w:rFonts w:ascii="TH SarabunPSK" w:hAnsi="TH SarabunPSK" w:cs="TH SarabunPSK"/>
+                <w:sz w:val="32"/>
+                <w:szCs w:val="32"/>
+                <w:cs/>
+              </w:rPr>
+              <w:t>4-</w:t>
+            </w:r>
+            <w:r>
+              <w:rPr>
                 <w:rFonts w:ascii="TH SarabunPSK" w:hAnsi="TH SarabunPSK" w:cs="TH SarabunPSK" w:hint="cs"/>
                 <w:sz w:val="32"/>
                 <w:szCs w:val="32"/>
                 <w:cs/>
               </w:rPr>
-            </w:pPr>
-            <w:r>
-              <w:rPr>
-                <w:rFonts w:ascii="TH SarabunPSK" w:hAnsi="TH SarabunPSK" w:cs="TH SarabunPSK"/>
-                <w:sz w:val="32"/>
-                <w:szCs w:val="32"/>
-                <w:cs/>
-              </w:rPr>
-              <w:t>4-</w:t>
-            </w:r>
+              <w:t>1</w:t>
+            </w:r>
+          </w:p>
+        </w:tc>
+        <w:tc>
+          <w:tcPr>
+            <w:tcW w:w="6667" w:type="dxa"/>
+          </w:tcPr>
+          <w:p>
+            <w:pPr>
+              <w:rPr>
+                <w:rFonts w:ascii="TH SarabunPSK" w:hAnsi="TH SarabunPSK" w:cs="TH SarabunPSK"/>
+                <w:sz w:val="32"/>
+                <w:szCs w:val="32"/>
+                <w:cs/>
+              </w:rPr>
+            </w:pPr>
+            <w:r>
+              <w:rPr>
+                <w:rFonts w:ascii="TH SarabunPSK" w:eastAsia="Calibri" w:hAnsi="TH SarabunPSK" w:cs="TH SarabunPSK"/>
+                <w:sz w:val="32"/>
+                <w:szCs w:val="32"/>
+                <w:cs/>
+              </w:rPr>
+              <w:t>ผลการประเมินประสิทธิภาพของระบบผู้ช่วยแบบตัวแทนเชิงปัญญาประดิษฐ์สำหรับองค์กร</w:t>
+            </w:r>
+          </w:p>
+        </w:tc>
+        <w:tc>
+          <w:tcPr>
+            <w:tcW w:w="641" w:type="dxa"/>
+          </w:tcPr>
+          <w:p>
+            <w:pPr>
+              <w:jc w:val="right"/>
+              <w:rPr>
+                <w:rFonts w:ascii="TH SarabunPSK" w:hAnsi="TH SarabunPSK" w:cs="TH SarabunPSK"/>
+                <w:sz w:val="32"/>
+                <w:szCs w:val="32"/>
+                <w:cs/>
+              </w:rPr>
+            </w:pPr>
             <w:r>
               <w:rPr>
                 <w:rFonts w:ascii="TH SarabunPSK" w:hAnsi="TH SarabunPSK" w:cs="TH SarabunPSK" w:hint="cs"/>
@@ -1157,56 +1196,15 @@
                 <w:szCs w:val="32"/>
                 <w:cs/>
               </w:rPr>
-              <w:t>1</w:t>
-            </w:r>
-          </w:p>
-        </w:tc>
-        <w:tc>
-          <w:tcPr>
-            <w:tcW w:w="6667" w:type="dxa"/>
-          </w:tcPr>
-          <w:p>
-            <w:pPr>
-              <w:rPr>
-                <w:rFonts w:ascii="TH SarabunPSK" w:hAnsi="TH SarabunPSK" w:cs="TH SarabunPSK"/>
-                <w:sz w:val="32"/>
-                <w:szCs w:val="32"/>
-                <w:cs/>
-              </w:rPr>
-            </w:pPr>
-            <w:r>
-              <w:rPr>
-                <w:rFonts w:ascii="TH SarabunPSK" w:eastAsia="Calibri" w:hAnsi="TH SarabunPSK" w:cs="TH SarabunPSK"/>
-                <w:sz w:val="32"/>
-                <w:szCs w:val="32"/>
-                <w:cs/>
-              </w:rPr>
-              <w:t>ผลการประเมินประสิทธิภาพของระบบผู้ช่วยแบบตัวแทนเชิงปัญญาประดิษฐ์สำหรับองค์กร</w:t>
-            </w:r>
-          </w:p>
-        </w:tc>
-        <w:tc>
-          <w:tcPr>
-            <w:tcW w:w="641" w:type="dxa"/>
-          </w:tcPr>
-          <w:p>
-            <w:pPr>
-              <w:jc w:val="right"/>
-              <w:rPr>
-                <w:rFonts w:ascii="TH SarabunPSK" w:hAnsi="TH SarabunPSK" w:cs="TH SarabunPSK"/>
-                <w:sz w:val="32"/>
-                <w:szCs w:val="32"/>
-                <w:cs/>
-              </w:rPr>
-            </w:pPr>
-            <w:r>
-              <w:rPr>
-                <w:rFonts w:ascii="TH SarabunPSK" w:hAnsi="TH SarabunPSK" w:cs="TH SarabunPSK" w:hint="cs"/>
-                <w:sz w:val="32"/>
-                <w:szCs w:val="32"/>
-                <w:cs/>
-              </w:rPr>
-              <w:t>108</w:t>
+              <w:t>10</w:t>
+            </w:r>
+            <w:r>
+              <w:rPr>
+                <w:rFonts w:ascii="TH SarabunPSK" w:hAnsi="TH SarabunPSK" w:cs="TH SarabunPSK"/>
+                <w:sz w:val="32"/>
+                <w:szCs w:val="32"/>
+              </w:rPr>
+              <w:t>0</w:t>
             </w:r>
           </w:p>
         </w:tc>
@@ -1220,28 +1218,28 @@
             <w:pPr>
               <w:jc w:val="right"/>
               <w:rPr>
+                <w:rFonts w:ascii="TH SarabunPSK" w:hAnsi="TH SarabunPSK" w:cs="TH SarabunPSK"/>
+                <w:sz w:val="32"/>
+                <w:szCs w:val="32"/>
+                <w:cs/>
+              </w:rPr>
+            </w:pPr>
+            <w:r>
+              <w:rPr>
+                <w:rFonts w:ascii="TH SarabunPSK" w:hAnsi="TH SarabunPSK" w:cs="TH SarabunPSK"/>
+                <w:sz w:val="32"/>
+                <w:szCs w:val="32"/>
+                <w:cs/>
+              </w:rPr>
+              <w:t>4-</w:t>
+            </w:r>
+            <w:r>
+              <w:rPr>
                 <w:rFonts w:ascii="TH SarabunPSK" w:hAnsi="TH SarabunPSK" w:cs="TH SarabunPSK" w:hint="cs"/>
                 <w:sz w:val="32"/>
                 <w:szCs w:val="32"/>
                 <w:cs/>
               </w:rPr>
-            </w:pPr>
-            <w:r>
-              <w:rPr>
-                <w:rFonts w:ascii="TH SarabunPSK" w:hAnsi="TH SarabunPSK" w:cs="TH SarabunPSK"/>
-                <w:sz w:val="32"/>
-                <w:szCs w:val="32"/>
-                <w:cs/>
-              </w:rPr>
-              <w:t>4-</w:t>
-            </w:r>
-            <w:r>
-              <w:rPr>
-                <w:rFonts w:ascii="TH SarabunPSK" w:hAnsi="TH SarabunPSK" w:cs="TH SarabunPSK" w:hint="cs"/>
-                <w:sz w:val="32"/>
-                <w:szCs w:val="32"/>
-                <w:cs/>
-              </w:rPr>
               <w:t>2</w:t>
             </w:r>
           </w:p>
@@ -1286,12 +1284,11 @@
             </w:pPr>
             <w:r>
               <w:rPr>
-                <w:rFonts w:ascii="TH SarabunPSK" w:hAnsi="TH SarabunPSK" w:cs="TH SarabunPSK" w:hint="cs"/>
-                <w:sz w:val="32"/>
-                <w:szCs w:val="32"/>
-                <w:cs/>
-              </w:rPr>
-              <w:t>112</w:t>
+                <w:rFonts w:ascii="TH SarabunPSK" w:hAnsi="TH SarabunPSK" w:cs="TH SarabunPSK"/>
+                <w:sz w:val="32"/>
+                <w:szCs w:val="32"/>
+              </w:rPr>
+              <w:t>104</w:t>
             </w:r>
           </w:p>
         </w:tc>

--- a/06 สารบัญตาราง.docx
+++ b/06 สารบัญตาราง.docx
@@ -1040,6 +1040,7 @@
           </w:tcPr>
           <w:p>
             <w:pPr>
+              <w:ind w:left="-11" w:right="-112"/>
               <w:jc w:val="right"/>
               <w:rPr>
                 <w:rFonts w:ascii="TH SarabunPSK" w:hAnsi="TH SarabunPSK" w:cs="TH SarabunPSK"/>
@@ -1065,6 +1066,7 @@
           </w:tcPr>
           <w:p>
             <w:pPr>
+              <w:ind w:left="32"/>
               <w:rPr>
                 <w:rFonts w:ascii="TH SarabunPSK" w:hAnsi="TH SarabunPSK" w:cs="TH SarabunPSK"/>
                 <w:sz w:val="32"/>
@@ -1216,6 +1218,9 @@
           </w:tcPr>
           <w:p>
             <w:pPr>
+              <w:tabs>
+                <w:tab w:val="left" w:pos="538"/>
+              </w:tabs>
               <w:jc w:val="right"/>
               <w:rPr>
                 <w:rFonts w:ascii="TH SarabunPSK" w:hAnsi="TH SarabunPSK" w:cs="TH SarabunPSK"/>
